--- a/src/lib/docx-templates/raport-template.docx
+++ b/src/lib/docx-templates/raport-template.docx
@@ -605,30 +605,30 @@
               <w:rPr>
                 <w:rtl w:val="0"/>
               </w:rPr>
-              <w:t xml:space="preserve">1{crew_1_DOWODCA}</w:t>
-            </w:r>
-            <w:r>
-              <w:rPr>
-                <w:rtl w:val="0"/>
-              </w:rPr>
-            </w:r>
-          </w:p>
-        </w:tc>
-        <w:tc>
-          <w:tcPr/>
-          <w:p>
-            <w:pPr>
-              <w:spacing w:line="276" w:lineRule="auto"/>
-              <w:ind w:left="0" w:firstLine="0"/>
-              <w:rPr>
-                <w:color w:val="000000"/>
-              </w:rPr>
-            </w:pPr>
-            <w:r>
-              <w:rPr>
-                <w:rtl w:val="0"/>
-              </w:rPr>
-              <w:t xml:space="preserve">1{crew_2_DOWODCA}</w:t>
+              <w:t xml:space="preserve">1 {crew_1_DOWODCA}</w:t>
+            </w:r>
+            <w:r>
+              <w:rPr>
+                <w:rtl w:val="0"/>
+              </w:rPr>
+            </w:r>
+          </w:p>
+        </w:tc>
+        <w:tc>
+          <w:tcPr/>
+          <w:p>
+            <w:pPr>
+              <w:spacing w:line="276" w:lineRule="auto"/>
+              <w:ind w:left="0" w:firstLine="0"/>
+              <w:rPr>
+                <w:color w:val="000000"/>
+              </w:rPr>
+            </w:pPr>
+            <w:r>
+              <w:rPr>
+                <w:rtl w:val="0"/>
+              </w:rPr>
+              <w:t xml:space="preserve">1 {crew_2_DOWODCA}</w:t>
             </w:r>
             <w:r>
               <w:rPr>
@@ -652,7 +652,7 @@
               <w:rPr>
                 <w:rtl w:val="0"/>
               </w:rPr>
-              <w:t xml:space="preserve">1{crew_3_DOWODCA}</w:t>
+              <w:t xml:space="preserve">1 {crew_3_DOWODCA}</w:t>
             </w:r>
           </w:p>
         </w:tc>
@@ -700,53 +700,53 @@
               <w:rPr>
                 <w:rtl w:val="0"/>
               </w:rPr>
-              <w:t xml:space="preserve">2{crew_1_KIEROWCA}</w:t>
-            </w:r>
-            <w:r>
-              <w:rPr>
-                <w:rtl w:val="0"/>
-              </w:rPr>
-            </w:r>
-          </w:p>
-        </w:tc>
-        <w:tc>
-          <w:tcPr/>
-          <w:p>
-            <w:pPr>
-              <w:spacing w:line="276" w:lineRule="auto"/>
-              <w:ind w:left="0" w:firstLine="0"/>
-              <w:rPr>
-                <w:color w:val="000000"/>
-              </w:rPr>
-            </w:pPr>
-            <w:r>
-              <w:rPr>
-                <w:rtl w:val="0"/>
-              </w:rPr>
-              <w:t xml:space="preserve">2{crew_2_KIEROWCA}</w:t>
-            </w:r>
-            <w:r>
-              <w:rPr>
-                <w:rtl w:val="0"/>
-              </w:rPr>
-            </w:r>
-          </w:p>
-        </w:tc>
-        <w:tc>
-          <w:tcPr/>
-          <w:p>
-            <w:pPr>
-              <w:spacing w:line="276" w:lineRule="auto"/>
-              <w:ind w:left="0" w:firstLine="0"/>
-              <w:rPr>
-                <w:color w:val="000000"/>
-              </w:rPr>
-            </w:pPr>
-            <w:r>
-              <w:rPr>
-                <w:rtl w:val="0"/>
-              </w:rPr>
-              <w:t xml:space="preserve">2{crew_3_KIEROWCA}</w:t>
+              <w:t xml:space="preserve">2 {crew_1_KIEROWCA}</w:t>
+            </w:r>
+            <w:r>
+              <w:rPr>
+                <w:rtl w:val="0"/>
+              </w:rPr>
+            </w:r>
+          </w:p>
+        </w:tc>
+        <w:tc>
+          <w:tcPr/>
+          <w:p>
+            <w:pPr>
+              <w:spacing w:line="276" w:lineRule="auto"/>
+              <w:ind w:left="0" w:firstLine="0"/>
+              <w:rPr>
+                <w:color w:val="000000"/>
+              </w:rPr>
+            </w:pPr>
+            <w:r>
+              <w:rPr>
+                <w:rtl w:val="0"/>
+              </w:rPr>
+              <w:t xml:space="preserve">2 {crew_2_KIEROWCA}</w:t>
+            </w:r>
+            <w:r>
+              <w:rPr>
+                <w:rtl w:val="0"/>
+              </w:rPr>
+            </w:r>
+          </w:p>
+        </w:tc>
+        <w:tc>
+          <w:tcPr/>
+          <w:p>
+            <w:pPr>
+              <w:spacing w:line="276" w:lineRule="auto"/>
+              <w:ind w:left="0" w:firstLine="0"/>
+              <w:rPr>
+                <w:color w:val="000000"/>
+              </w:rPr>
+            </w:pPr>
+            <w:r>
+              <w:rPr>
+                <w:rtl w:val="0"/>
+              </w:rPr>
+              <w:t xml:space="preserve">2 {crew_3_KIEROWCA}</w:t>
             </w:r>
             <w:r>
               <w:rPr>
@@ -799,53 +799,53 @@
               <w:rPr>
                 <w:rtl w:val="0"/>
               </w:rPr>
-              <w:t xml:space="preserve">3{crew_1_RATOWNIK_1}</w:t>
-            </w:r>
-            <w:r>
-              <w:rPr>
-                <w:rtl w:val="0"/>
-              </w:rPr>
-            </w:r>
-          </w:p>
-        </w:tc>
-        <w:tc>
-          <w:tcPr/>
-          <w:p>
-            <w:pPr>
-              <w:spacing w:line="276" w:lineRule="auto"/>
-              <w:ind w:left="0" w:firstLine="0"/>
-              <w:rPr>
-                <w:color w:val="000000"/>
-              </w:rPr>
-            </w:pPr>
-            <w:r>
-              <w:rPr>
-                <w:rtl w:val="0"/>
-              </w:rPr>
-              <w:t xml:space="preserve">3{crew_2_RATOWNIK_1}</w:t>
-            </w:r>
-            <w:r>
-              <w:rPr>
-                <w:rtl w:val="0"/>
-              </w:rPr>
-            </w:r>
-          </w:p>
-        </w:tc>
-        <w:tc>
-          <w:tcPr/>
-          <w:p>
-            <w:pPr>
-              <w:spacing w:line="276" w:lineRule="auto"/>
-              <w:ind w:left="0" w:firstLine="0"/>
-              <w:rPr>
-                <w:color w:val="000000"/>
-              </w:rPr>
-            </w:pPr>
-            <w:r>
-              <w:rPr>
-                <w:rtl w:val="0"/>
-              </w:rPr>
-              <w:t xml:space="preserve">3{crew_3_RATOWNIK_1}</w:t>
+              <w:t xml:space="preserve">3 {crew_1_RATOWNIK_1}</w:t>
+            </w:r>
+            <w:r>
+              <w:rPr>
+                <w:rtl w:val="0"/>
+              </w:rPr>
+            </w:r>
+          </w:p>
+        </w:tc>
+        <w:tc>
+          <w:tcPr/>
+          <w:p>
+            <w:pPr>
+              <w:spacing w:line="276" w:lineRule="auto"/>
+              <w:ind w:left="0" w:firstLine="0"/>
+              <w:rPr>
+                <w:color w:val="000000"/>
+              </w:rPr>
+            </w:pPr>
+            <w:r>
+              <w:rPr>
+                <w:rtl w:val="0"/>
+              </w:rPr>
+              <w:t xml:space="preserve">3 {crew_2_RATOWNIK_1}</w:t>
+            </w:r>
+            <w:r>
+              <w:rPr>
+                <w:rtl w:val="0"/>
+              </w:rPr>
+            </w:r>
+          </w:p>
+        </w:tc>
+        <w:tc>
+          <w:tcPr/>
+          <w:p>
+            <w:pPr>
+              <w:spacing w:line="276" w:lineRule="auto"/>
+              <w:ind w:left="0" w:firstLine="0"/>
+              <w:rPr>
+                <w:color w:val="000000"/>
+              </w:rPr>
+            </w:pPr>
+            <w:r>
+              <w:rPr>
+                <w:rtl w:val="0"/>
+              </w:rPr>
+              <w:t xml:space="preserve">3 {crew_3_RATOWNIK_1}</w:t>
             </w:r>
             <w:r>
               <w:rPr>
@@ -898,53 +898,53 @@
               <w:rPr>
                 <w:rtl w:val="0"/>
               </w:rPr>
-              <w:t xml:space="preserve">4{crew_1_RATOWNIK_2}</w:t>
-            </w:r>
-            <w:r>
-              <w:rPr>
-                <w:rtl w:val="0"/>
-              </w:rPr>
-            </w:r>
-          </w:p>
-        </w:tc>
-        <w:tc>
-          <w:tcPr/>
-          <w:p>
-            <w:pPr>
-              <w:spacing w:line="276" w:lineRule="auto"/>
-              <w:ind w:left="0" w:firstLine="0"/>
-              <w:rPr>
-                <w:color w:val="000000"/>
-              </w:rPr>
-            </w:pPr>
-            <w:r>
-              <w:rPr>
-                <w:rtl w:val="0"/>
-              </w:rPr>
-              <w:t xml:space="preserve">4{crew_2_RATOWNIK_2}</w:t>
-            </w:r>
-            <w:r>
-              <w:rPr>
-                <w:rtl w:val="0"/>
-              </w:rPr>
-            </w:r>
-          </w:p>
-        </w:tc>
-        <w:tc>
-          <w:tcPr/>
-          <w:p>
-            <w:pPr>
-              <w:spacing w:line="276" w:lineRule="auto"/>
-              <w:ind w:left="0" w:firstLine="0"/>
-              <w:rPr>
-                <w:color w:val="000000"/>
-              </w:rPr>
-            </w:pPr>
-            <w:r>
-              <w:rPr>
-                <w:rtl w:val="0"/>
-              </w:rPr>
-              <w:t xml:space="preserve">4{crew_3_RATOWNIK_2}</w:t>
+              <w:t xml:space="preserve">4 {crew_1_RATOWNIK_2}</w:t>
+            </w:r>
+            <w:r>
+              <w:rPr>
+                <w:rtl w:val="0"/>
+              </w:rPr>
+            </w:r>
+          </w:p>
+        </w:tc>
+        <w:tc>
+          <w:tcPr/>
+          <w:p>
+            <w:pPr>
+              <w:spacing w:line="276" w:lineRule="auto"/>
+              <w:ind w:left="0" w:firstLine="0"/>
+              <w:rPr>
+                <w:color w:val="000000"/>
+              </w:rPr>
+            </w:pPr>
+            <w:r>
+              <w:rPr>
+                <w:rtl w:val="0"/>
+              </w:rPr>
+              <w:t xml:space="preserve">4 {crew_2_RATOWNIK_2}</w:t>
+            </w:r>
+            <w:r>
+              <w:rPr>
+                <w:rtl w:val="0"/>
+              </w:rPr>
+            </w:r>
+          </w:p>
+        </w:tc>
+        <w:tc>
+          <w:tcPr/>
+          <w:p>
+            <w:pPr>
+              <w:spacing w:line="276" w:lineRule="auto"/>
+              <w:ind w:left="0" w:firstLine="0"/>
+              <w:rPr>
+                <w:color w:val="000000"/>
+              </w:rPr>
+            </w:pPr>
+            <w:r>
+              <w:rPr>
+                <w:rtl w:val="0"/>
+              </w:rPr>
+              <w:t xml:space="preserve">4 {crew_3_RATOWNIK_2}</w:t>
             </w:r>
             <w:r>
               <w:rPr>
@@ -997,53 +997,53 @@
               <w:rPr>
                 <w:rtl w:val="0"/>
               </w:rPr>
-              <w:t xml:space="preserve">5{crew_1_RATOWNIK_3}</w:t>
-            </w:r>
-            <w:r>
-              <w:rPr>
-                <w:rtl w:val="0"/>
-              </w:rPr>
-            </w:r>
-          </w:p>
-        </w:tc>
-        <w:tc>
-          <w:tcPr/>
-          <w:p>
-            <w:pPr>
-              <w:spacing w:line="276" w:lineRule="auto"/>
-              <w:ind w:left="0" w:firstLine="0"/>
-              <w:rPr>
-                <w:color w:val="000000"/>
-              </w:rPr>
-            </w:pPr>
-            <w:r>
-              <w:rPr>
-                <w:rtl w:val="0"/>
-              </w:rPr>
-              <w:t xml:space="preserve">5{crew_2_RATOWNIK_3}</w:t>
-            </w:r>
-            <w:r>
-              <w:rPr>
-                <w:rtl w:val="0"/>
-              </w:rPr>
-            </w:r>
-          </w:p>
-        </w:tc>
-        <w:tc>
-          <w:tcPr/>
-          <w:p>
-            <w:pPr>
-              <w:spacing w:line="276" w:lineRule="auto"/>
-              <w:ind w:left="0" w:firstLine="0"/>
-              <w:rPr>
-                <w:color w:val="000000"/>
-              </w:rPr>
-            </w:pPr>
-            <w:r>
-              <w:rPr>
-                <w:rtl w:val="0"/>
-              </w:rPr>
-              <w:t xml:space="preserve">5{crew_3_RATOWNIK_3}</w:t>
+              <w:t xml:space="preserve">5 {crew_1_RATOWNIK_3}</w:t>
+            </w:r>
+            <w:r>
+              <w:rPr>
+                <w:rtl w:val="0"/>
+              </w:rPr>
+            </w:r>
+          </w:p>
+        </w:tc>
+        <w:tc>
+          <w:tcPr/>
+          <w:p>
+            <w:pPr>
+              <w:spacing w:line="276" w:lineRule="auto"/>
+              <w:ind w:left="0" w:firstLine="0"/>
+              <w:rPr>
+                <w:color w:val="000000"/>
+              </w:rPr>
+            </w:pPr>
+            <w:r>
+              <w:rPr>
+                <w:rtl w:val="0"/>
+              </w:rPr>
+              <w:t xml:space="preserve">5 {crew_2_RATOWNIK_3}</w:t>
+            </w:r>
+            <w:r>
+              <w:rPr>
+                <w:rtl w:val="0"/>
+              </w:rPr>
+            </w:r>
+          </w:p>
+        </w:tc>
+        <w:tc>
+          <w:tcPr/>
+          <w:p>
+            <w:pPr>
+              <w:spacing w:line="276" w:lineRule="auto"/>
+              <w:ind w:left="0" w:firstLine="0"/>
+              <w:rPr>
+                <w:color w:val="000000"/>
+              </w:rPr>
+            </w:pPr>
+            <w:r>
+              <w:rPr>
+                <w:rtl w:val="0"/>
+              </w:rPr>
+              <w:t xml:space="preserve">5 {crew_3_RATOWNIK_3}</w:t>
             </w:r>
             <w:r>
               <w:rPr>
@@ -1096,53 +1096,53 @@
               <w:rPr>
                 <w:rtl w:val="0"/>
               </w:rPr>
-              <w:t xml:space="preserve">6{crew_1_RATOWNIK_4}</w:t>
-            </w:r>
-            <w:r>
-              <w:rPr>
-                <w:rtl w:val="0"/>
-              </w:rPr>
-            </w:r>
-          </w:p>
-        </w:tc>
-        <w:tc>
-          <w:tcPr/>
-          <w:p>
-            <w:pPr>
-              <w:spacing w:line="276" w:lineRule="auto"/>
-              <w:ind w:left="0" w:firstLine="0"/>
-              <w:rPr>
-                <w:color w:val="000000"/>
-              </w:rPr>
-            </w:pPr>
-            <w:r>
-              <w:rPr>
-                <w:rtl w:val="0"/>
-              </w:rPr>
-              <w:t xml:space="preserve">6{crew_2_RATOWNIK_4}</w:t>
-            </w:r>
-            <w:r>
-              <w:rPr>
-                <w:rtl w:val="0"/>
-              </w:rPr>
-            </w:r>
-          </w:p>
-        </w:tc>
-        <w:tc>
-          <w:tcPr/>
-          <w:p>
-            <w:pPr>
-              <w:spacing w:line="276" w:lineRule="auto"/>
-              <w:ind w:left="0" w:firstLine="0"/>
-              <w:rPr>
-                <w:color w:val="000000"/>
-              </w:rPr>
-            </w:pPr>
-            <w:r>
-              <w:rPr>
-                <w:rtl w:val="0"/>
-              </w:rPr>
-              <w:t xml:space="preserve">6{crew_3_RATOWNIK_4}</w:t>
+              <w:t xml:space="preserve">6 {crew_1_RATOWNIK_4}</w:t>
+            </w:r>
+            <w:r>
+              <w:rPr>
+                <w:rtl w:val="0"/>
+              </w:rPr>
+            </w:r>
+          </w:p>
+        </w:tc>
+        <w:tc>
+          <w:tcPr/>
+          <w:p>
+            <w:pPr>
+              <w:spacing w:line="276" w:lineRule="auto"/>
+              <w:ind w:left="0" w:firstLine="0"/>
+              <w:rPr>
+                <w:color w:val="000000"/>
+              </w:rPr>
+            </w:pPr>
+            <w:r>
+              <w:rPr>
+                <w:rtl w:val="0"/>
+              </w:rPr>
+              <w:t xml:space="preserve">6 {crew_2_RATOWNIK_4}</w:t>
+            </w:r>
+            <w:r>
+              <w:rPr>
+                <w:rtl w:val="0"/>
+              </w:rPr>
+            </w:r>
+          </w:p>
+        </w:tc>
+        <w:tc>
+          <w:tcPr/>
+          <w:p>
+            <w:pPr>
+              <w:spacing w:line="276" w:lineRule="auto"/>
+              <w:ind w:left="0" w:firstLine="0"/>
+              <w:rPr>
+                <w:color w:val="000000"/>
+              </w:rPr>
+            </w:pPr>
+            <w:r>
+              <w:rPr>
+                <w:rtl w:val="0"/>
+              </w:rPr>
+              <w:t xml:space="preserve">6 {crew_3_RATOWNIK_4}</w:t>
             </w:r>
             <w:r>
               <w:rPr>
@@ -1195,7 +1195,7 @@
               <w:rPr>
                 <w:rtl w:val="0"/>
               </w:rPr>
-              <w:t xml:space="preserve">7{crew_1_RATOWNIK_5}</w:t>
+              <w:t xml:space="preserve">7 {crew_1_RATOWNIK_5}</w:t>
             </w:r>
             <w:r>
               <w:rPr>
@@ -1282,7 +1282,7 @@
               <w:rPr>
                 <w:rtl w:val="0"/>
               </w:rPr>
-              <w:t xml:space="preserve">8{crew_1_RATOWNIK_6}</w:t>
+              <w:t xml:space="preserve">8 {crew_1_RATOWNIK_6}</w:t>
             </w:r>
             <w:r>
               <w:rPr>
@@ -1360,7 +1360,7 @@
               <w:rPr>
                 <w:rtl w:val="0"/>
               </w:rPr>
-              <w:t xml:space="preserve">9{crew_1_RATOWNIK_7}</w:t>
+              <w:t xml:space="preserve">9 {crew_1_RATOWNIK_7}</w:t>
             </w:r>
           </w:p>
         </w:tc>
@@ -1460,6 +1460,10 @@
           <w:right w:space="0" w:sz="0" w:val="nil"/>
           <w:between w:space="0" w:sz="0" w:val="nil"/>
         </w:pBdr>
+        <w:tabs>
+          <w:tab w:val="left" w:pos="4560"/>
+          <w:tab w:val="left" w:pos="7280"/>
+        </w:tabs>
         <w:spacing w:line="240" w:lineRule="auto"/>
         <w:ind w:left="0" w:hanging="2"/>
         <w:rPr>
@@ -1471,7 +1475,200 @@
           <w:color w:val="000000"/>
           <w:rtl w:val="0"/>
         </w:rPr>
-        <w:t xml:space="preserve">rodzaj sprzętu                                                   czas pracy                             uwagi        </w:t>
+        <w:t xml:space="preserve">rodzaj sprzętu</w:t>
+      </w:r>
+      <w:r>
+        <w:rPr>
+          <w:color w:val="000000"/>
+          <w:rtl w:val="0"/>
+        </w:rPr>
+        <w:tab/>
+      </w:r>
+      <w:r>
+        <w:rPr>
+          <w:color w:val="000000"/>
+          <w:rtl w:val="0"/>
+        </w:rPr>
+        <w:t xml:space="preserve">czas pracy</w:t>
+      </w:r>
+      <w:r>
+        <w:rPr>
+          <w:color w:val="000000"/>
+          <w:rtl w:val="0"/>
+        </w:rPr>
+        <w:tab/>
+      </w:r>
+      <w:r>
+        <w:rPr>
+          <w:color w:val="000000"/>
+          <w:rtl w:val="0"/>
+        </w:rPr>
+        <w:t xml:space="preserve">uwagi</w:t>
+      </w:r>
+    </w:p>
+    <w:p>
+      <w:pPr>
+        <w:pBdr>
+          <w:top w:space="0" w:sz="0" w:val="nil"/>
+          <w:left w:space="0" w:sz="0" w:val="nil"/>
+          <w:bottom w:space="0" w:sz="0" w:val="nil"/>
+          <w:right w:space="0" w:sz="0" w:val="nil"/>
+          <w:between w:space="0" w:sz="0" w:val="nil"/>
+        </w:pBdr>
+        <w:tabs>
+          <w:tab w:val="left" w:pos="4560"/>
+          <w:tab w:val="left" w:pos="7280"/>
+        </w:tabs>
+        <w:spacing w:line="240" w:lineRule="auto"/>
+        <w:ind w:left="0" w:hanging="2"/>
+        <w:rPr>
+          <w:color w:val="000000"/>
+        </w:rPr>
+      </w:pPr>
+      <w:r>
+        <w:rPr>
+          <w:color w:val="000000"/>
+          <w:rtl w:val="0"/>
+        </w:rPr>
+        <w:t xml:space="preserve">{equip1Name}</w:t>
+      </w:r>
+      <w:r>
+        <w:rPr>
+          <w:color w:val="000000"/>
+          <w:rtl w:val="0"/>
+        </w:rPr>
+        <w:tab/>
+      </w:r>
+      <w:r>
+        <w:rPr>
+          <w:color w:val="000000"/>
+          <w:rtl w:val="0"/>
+        </w:rPr>
+        <w:t xml:space="preserve">{equip1Time}</w:t>
+      </w:r>
+      <w:r>
+        <w:rPr>
+          <w:color w:val="000000"/>
+          <w:rtl w:val="0"/>
+        </w:rPr>
+        <w:tab/>
+      </w:r>
+      <w:r>
+        <w:rPr>
+          <w:color w:val="000000"/>
+          <w:rtl w:val="0"/>
+        </w:rPr>
+        <w:t xml:space="preserve">{equip1Notes}</w:t>
+      </w:r>
+    </w:p>
+    <w:p>
+      <w:pPr>
+        <w:pBdr>
+          <w:top w:space="0" w:sz="0" w:val="nil"/>
+          <w:left w:space="0" w:sz="0" w:val="nil"/>
+          <w:bottom w:space="0" w:sz="0" w:val="nil"/>
+          <w:right w:space="0" w:sz="0" w:val="nil"/>
+          <w:between w:space="0" w:sz="0" w:val="nil"/>
+        </w:pBdr>
+        <w:tabs>
+          <w:tab w:val="left" w:pos="4560"/>
+          <w:tab w:val="left" w:pos="7280"/>
+        </w:tabs>
+        <w:spacing w:line="240" w:lineRule="auto"/>
+        <w:ind w:left="0" w:hanging="2"/>
+        <w:rPr>
+          <w:color w:val="000000"/>
+        </w:rPr>
+      </w:pPr>
+      <w:r>
+        <w:rPr>
+          <w:color w:val="000000"/>
+          <w:rtl w:val="0"/>
+        </w:rPr>
+        <w:t xml:space="preserve">{equip2Name}</w:t>
+      </w:r>
+      <w:r>
+        <w:rPr>
+          <w:color w:val="000000"/>
+          <w:rtl w:val="0"/>
+        </w:rPr>
+        <w:tab/>
+      </w:r>
+      <w:r>
+        <w:rPr>
+          <w:color w:val="000000"/>
+          <w:rtl w:val="0"/>
+        </w:rPr>
+        <w:t xml:space="preserve">{equip2Time}</w:t>
+      </w:r>
+      <w:r>
+        <w:rPr>
+          <w:color w:val="000000"/>
+          <w:rtl w:val="0"/>
+        </w:rPr>
+        <w:tab/>
+      </w:r>
+      <w:r>
+        <w:rPr>
+          <w:color w:val="000000"/>
+          <w:rtl w:val="0"/>
+        </w:rPr>
+        <w:t xml:space="preserve">{equip2Notes}</w:t>
+      </w:r>
+    </w:p>
+    <w:p>
+      <w:pPr>
+        <w:pBdr>
+          <w:top w:space="0" w:sz="0" w:val="nil"/>
+          <w:left w:space="0" w:sz="0" w:val="nil"/>
+          <w:bottom w:space="0" w:sz="0" w:val="nil"/>
+          <w:right w:space="0" w:sz="0" w:val="nil"/>
+          <w:between w:space="0" w:sz="0" w:val="nil"/>
+        </w:pBdr>
+        <w:tabs>
+          <w:tab w:val="left" w:pos="4560"/>
+          <w:tab w:val="left" w:pos="7280"/>
+        </w:tabs>
+        <w:spacing w:line="240" w:lineRule="auto"/>
+        <w:ind w:left="0" w:hanging="2"/>
+        <w:rPr>
+          <w:color w:val="000000"/>
+        </w:rPr>
+      </w:pPr>
+      <w:r>
+        <w:rPr>
+          <w:color w:val="000000"/>
+          <w:rtl w:val="0"/>
+        </w:rPr>
+        <w:t xml:space="preserve">{equip3Name}</w:t>
+      </w:r>
+      <w:r>
+        <w:rPr>
+          <w:color w:val="000000"/>
+          <w:rtl w:val="0"/>
+        </w:rPr>
+        <w:tab/>
+      </w:r>
+      <w:r>
+        <w:rPr>
+          <w:color w:val="000000"/>
+          <w:rtl w:val="0"/>
+        </w:rPr>
+        <w:t xml:space="preserve">{equip3Time}</w:t>
+      </w:r>
+      <w:r>
+        <w:rPr>
+          <w:color w:val="000000"/>
+          <w:rtl w:val="0"/>
+        </w:rPr>
+        <w:tab/>
+      </w:r>
+      <w:r>
+        <w:rPr>
+          <w:color w:val="000000"/>
+          <w:rtl w:val="0"/>
+        </w:rPr>
+        <w:t xml:space="preserve">{equip3Notes}</w:t>
       </w:r>
     </w:p>
     <w:p>
@@ -1486,15 +1683,43 @@
         <w:spacing w:line="240" w:lineRule="auto"/>
         <w:ind w:left="0" w:hanging="2"/>
         <w:rPr>
-          <w:color w:val="000000"/>
-        </w:rPr>
-      </w:pPr>
-      <w:r>
-        <w:rPr>
-          <w:color w:val="000000"/>
-          <w:rtl w:val="0"/>
-        </w:rPr>
-        <w:t xml:space="preserve">{equip1Name}     {equip1Time}    {equip1Notes}</w:t>
+          <w:sz w:val="10"/>
+          <w:szCs w:val="10"/>
+        </w:rPr>
+      </w:pPr>
+      <w:r>
+        <w:rPr>
+          <w:rtl w:val="0"/>
+        </w:rPr>
+      </w:r>
+    </w:p>
+    <w:p>
+      <w:pPr>
+        <w:pBdr>
+          <w:top w:space="0" w:sz="0" w:val="nil"/>
+          <w:left w:space="0" w:sz="0" w:val="nil"/>
+          <w:bottom w:space="0" w:sz="0" w:val="nil"/>
+          <w:right w:space="0" w:sz="0" w:val="nil"/>
+          <w:between w:space="0" w:sz="0" w:val="nil"/>
+        </w:pBdr>
+        <w:spacing w:line="276" w:lineRule="auto"/>
+        <w:ind w:left="0" w:hanging="2"/>
+        <w:rPr>
+          <w:color w:val="000000"/>
+        </w:rPr>
+      </w:pPr>
+      <w:r>
+        <w:rPr>
+          <w:b w:val="1"/>
+          <w:bCs w:val="1"/>
+          <w:rtl w:val="0"/>
+        </w:rPr>
+        <w:t xml:space="preserve">Inne jednostki ( PSP, OSP, Policja, ZRM, Straż Miejska itp.) biorące udział w akcji :</w:t>
+      </w:r>
+      <w:r>
+        <w:rPr>
+          <w:rtl w:val="0"/>
+        </w:rPr>
       </w:r>
     </w:p>
     <w:p>
@@ -1517,7 +1742,7 @@
           <w:color w:val="000000"/>
           <w:rtl w:val="0"/>
         </w:rPr>
-        <w:t xml:space="preserve">{equip2Name}     {equip2Time}    {equip2Notes}</w:t>
+        <w:t xml:space="preserve">1 {otherUnit1}    4 {otherUnit4}</w:t>
       </w:r>
     </w:p>
     <w:p>
@@ -1540,104 +1765,7 @@
           <w:color w:val="000000"/>
           <w:rtl w:val="0"/>
         </w:rPr>
-        <w:t xml:space="preserve">{equip3Name}     {equip3Time}    {equip3Notes}</w:t>
-      </w:r>
-    </w:p>
-    <w:p>
-      <w:pPr>
-        <w:pBdr>
-          <w:top w:space="0" w:sz="0" w:val="nil"/>
-          <w:left w:space="0" w:sz="0" w:val="nil"/>
-          <w:bottom w:space="0" w:sz="0" w:val="nil"/>
-          <w:right w:space="0" w:sz="0" w:val="nil"/>
-          <w:between w:space="0" w:sz="0" w:val="nil"/>
-        </w:pBdr>
-        <w:spacing w:line="240" w:lineRule="auto"/>
-        <w:ind w:left="0" w:hanging="2"/>
-        <w:rPr>
-          <w:sz w:val="10"/>
-          <w:szCs w:val="10"/>
-        </w:rPr>
-      </w:pPr>
-      <w:r>
-        <w:rPr>
-          <w:rtl w:val="0"/>
-        </w:rPr>
-      </w:r>
-    </w:p>
-    <w:p>
-      <w:pPr>
-        <w:pBdr>
-          <w:top w:space="0" w:sz="0" w:val="nil"/>
-          <w:left w:space="0" w:sz="0" w:val="nil"/>
-          <w:bottom w:space="0" w:sz="0" w:val="nil"/>
-          <w:right w:space="0" w:sz="0" w:val="nil"/>
-          <w:between w:space="0" w:sz="0" w:val="nil"/>
-        </w:pBdr>
-        <w:spacing w:line="276" w:lineRule="auto"/>
-        <w:ind w:left="0" w:hanging="2"/>
-        <w:rPr>
-          <w:color w:val="000000"/>
-        </w:rPr>
-      </w:pPr>
-      <w:r>
-        <w:rPr>
-          <w:b w:val="1"/>
-          <w:bCs w:val="1"/>
-          <w:rtl w:val="0"/>
-        </w:rPr>
-        <w:t xml:space="preserve">Inne jednostki ( PSP, OSP, Policja, ZRM, Straż Miejska itp.) biorące udział w akcji :</w:t>
-      </w:r>
-      <w:r>
-        <w:rPr>
-          <w:rtl w:val="0"/>
-        </w:rPr>
-      </w:r>
-    </w:p>
-    <w:p>
-      <w:pPr>
-        <w:pBdr>
-          <w:top w:space="0" w:sz="0" w:val="nil"/>
-          <w:left w:space="0" w:sz="0" w:val="nil"/>
-          <w:bottom w:space="0" w:sz="0" w:val="nil"/>
-          <w:right w:space="0" w:sz="0" w:val="nil"/>
-          <w:between w:space="0" w:sz="0" w:val="nil"/>
-        </w:pBdr>
-        <w:spacing w:line="240" w:lineRule="auto"/>
-        <w:ind w:left="0" w:hanging="2"/>
-        <w:rPr>
-          <w:color w:val="000000"/>
-        </w:rPr>
-      </w:pPr>
-      <w:r>
-        <w:rPr>
-          <w:color w:val="000000"/>
-          <w:rtl w:val="0"/>
-        </w:rPr>
-        <w:t xml:space="preserve">1{otherUnit1}    4{otherUnit4}</w:t>
-      </w:r>
-    </w:p>
-    <w:p>
-      <w:pPr>
-        <w:pBdr>
-          <w:top w:space="0" w:sz="0" w:val="nil"/>
-          <w:left w:space="0" w:sz="0" w:val="nil"/>
-          <w:bottom w:space="0" w:sz="0" w:val="nil"/>
-          <w:right w:space="0" w:sz="0" w:val="nil"/>
-          <w:between w:space="0" w:sz="0" w:val="nil"/>
-        </w:pBdr>
-        <w:spacing w:line="240" w:lineRule="auto"/>
-        <w:ind w:left="0" w:hanging="2"/>
-        <w:rPr>
-          <w:color w:val="000000"/>
-        </w:rPr>
-      </w:pPr>
-      <w:r>
-        <w:rPr>
-          <w:color w:val="000000"/>
-          <w:rtl w:val="0"/>
-        </w:rPr>
-        <w:t xml:space="preserve">2{otherUnit2}    5{otherUnit5}</w:t>
+        <w:t xml:space="preserve">2 {otherUnit2}    5 {otherUnit5}</w:t>
       </w:r>
     </w:p>
     <w:p>
@@ -1660,7 +1788,7 @@
           <w:color w:val="000000"/>
           <w:rtl w:val="0"/>
         </w:rPr>
-        <w:t xml:space="preserve">3{otherUnit3}    6{otherUnit6}</w:t>
+        <w:t xml:space="preserve">3 {otherUnit3}    6 {otherUnit6}</w:t>
       </w:r>
     </w:p>
     <w:p>
